--- a/sw-export-templates/book.docx
+++ b/sw-export-templates/book.docx
@@ -122,12 +122,8 @@
     <w:p>
       <w:pPr>
         <w:pStyle w:val="TOC1"/>
-        <w:tabs>
-          <w:tab w:val="right" w:pos="9350"/>
-        </w:tabs>
         <w:rPr>
           <w:rFonts w:eastAsiaTheme="minorEastAsia" w:cstheme="minorBidi"/>
-          <w:b/>
           <w:bCs w:val="0"/>
           <w:noProof/>
           <w:sz w:val="24"/>
@@ -137,6 +133,7 @@
       <w:r>
         <w:rPr>
           <w:b/>
+          <w:szCs w:val="24"/>
           <w:lang w:val="en-CA"/>
         </w:rPr>
         <w:fldChar w:fldCharType="begin"/>
@@ -150,11 +147,12 @@
       <w:r>
         <w:rPr>
           <w:b/>
+          <w:szCs w:val="24"/>
           <w:lang w:val="en-CA"/>
         </w:rPr>
         <w:fldChar w:fldCharType="separate"/>
       </w:r>
-      <w:hyperlink w:anchor="_Toc237446688" w:history="1">
+      <w:hyperlink w:anchor="_Toc240969254" w:history="1">
         <w:r>
           <w:rPr>
             <w:rStyle w:val="Hyperlink"/>
@@ -182,7 +180,7 @@
             <w:noProof/>
             <w:webHidden/>
           </w:rPr>
-          <w:instrText xml:space="preserve"> PAGEREF _Toc237446688 \h </w:instrText>
+          <w:instrText xml:space="preserve"> PAGEREF _Toc240969254 \h </w:instrText>
         </w:r>
         <w:r>
           <w:rPr>
@@ -216,19 +214,15 @@
     <w:p>
       <w:pPr>
         <w:pStyle w:val="TOC1"/>
-        <w:tabs>
-          <w:tab w:val="right" w:pos="9350"/>
-        </w:tabs>
         <w:rPr>
           <w:rFonts w:eastAsiaTheme="minorEastAsia" w:cstheme="minorBidi"/>
-          <w:b/>
           <w:bCs w:val="0"/>
           <w:noProof/>
           <w:sz w:val="24"/>
           <w:lang w:val="en-CA"/>
         </w:rPr>
       </w:pPr>
-      <w:hyperlink w:anchor="_Toc237446689" w:history="1">
+      <w:hyperlink w:anchor="_Toc240969255" w:history="1">
         <w:r>
           <w:rPr>
             <w:rStyle w:val="Hyperlink"/>
@@ -255,7 +249,7 @@
             <w:noProof/>
             <w:webHidden/>
           </w:rPr>
-          <w:instrText xml:space="preserve"> PAGEREF _Toc237446689 \h </w:instrText>
+          <w:instrText xml:space="preserve"> PAGEREF _Toc240969255 \h </w:instrText>
         </w:r>
         <w:r>
           <w:rPr>
@@ -289,24 +283,20 @@
     <w:p>
       <w:pPr>
         <w:pStyle w:val="TOC1"/>
-        <w:tabs>
-          <w:tab w:val="right" w:pos="9350"/>
-        </w:tabs>
         <w:rPr>
           <w:rFonts w:eastAsiaTheme="minorEastAsia" w:cstheme="minorBidi"/>
-          <w:b/>
           <w:bCs w:val="0"/>
           <w:noProof/>
           <w:sz w:val="24"/>
           <w:lang w:val="en-CA"/>
         </w:rPr>
       </w:pPr>
-      <w:hyperlink w:anchor="_Toc237446690" w:history="1">
+      <w:hyperlink w:anchor="_Toc240969256" w:history="1">
         <w:r>
           <w:rPr>
             <w:rStyle w:val="Hyperlink"/>
             <w:noProof/>
-            <w:lang w:val="en-CA"/>
+            <w:lang w:val="fr-FR"/>
           </w:rPr>
           <w:t>Introduction</w:t>
         </w:r>
@@ -329,7 +319,7 @@
             <w:noProof/>
             <w:webHidden/>
           </w:rPr>
-          <w:instrText xml:space="preserve"> PAGEREF _Toc237446690 \h </w:instrText>
+          <w:instrText xml:space="preserve"> PAGEREF _Toc240969256 \h </w:instrText>
         </w:r>
         <w:r>
           <w:rPr>
@@ -362,25 +352,171 @@
     </w:p>
     <w:p>
       <w:pPr>
-        <w:pStyle w:val="TOC1"/>
+        <w:pStyle w:val="TOC2"/>
         <w:tabs>
-          <w:tab w:val="left" w:pos="1380"/>
           <w:tab w:val="right" w:pos="9350"/>
         </w:tabs>
         <w:rPr>
           <w:rFonts w:eastAsiaTheme="minorEastAsia" w:cstheme="minorBidi"/>
-          <w:b/>
-          <w:bCs w:val="0"/>
+          <w:i w:val="0"/>
+          <w:iCs w:val="0"/>
           <w:noProof/>
           <w:sz w:val="24"/>
           <w:lang w:val="en-CA"/>
         </w:rPr>
       </w:pPr>
-      <w:hyperlink w:anchor="_Toc237446691" w:history="1">
+      <w:hyperlink w:anchor="_Toc240969257" w:history="1">
         <w:r>
           <w:rPr>
             <w:rStyle w:val="Hyperlink"/>
             <w:noProof/>
+            <w:lang w:val="en-CA"/>
+          </w:rPr>
+          <w:t>Why This Study?</w:t>
+        </w:r>
+        <w:r>
+          <w:rPr>
+            <w:noProof/>
+            <w:webHidden/>
+          </w:rPr>
+          <w:tab/>
+        </w:r>
+        <w:r>
+          <w:rPr>
+            <w:noProof/>
+            <w:webHidden/>
+          </w:rPr>
+          <w:fldChar w:fldCharType="begin"/>
+        </w:r>
+        <w:r>
+          <w:rPr>
+            <w:noProof/>
+            <w:webHidden/>
+          </w:rPr>
+          <w:instrText xml:space="preserve"> PAGEREF _Toc240969257 \h </w:instrText>
+        </w:r>
+        <w:r>
+          <w:rPr>
+            <w:noProof/>
+            <w:webHidden/>
+          </w:rPr>
+        </w:r>
+        <w:r>
+          <w:rPr>
+            <w:noProof/>
+            <w:webHidden/>
+          </w:rPr>
+          <w:fldChar w:fldCharType="separate"/>
+        </w:r>
+        <w:r>
+          <w:rPr>
+            <w:noProof/>
+            <w:webHidden/>
+          </w:rPr>
+          <w:t>1</w:t>
+        </w:r>
+        <w:r>
+          <w:rPr>
+            <w:noProof/>
+            <w:webHidden/>
+          </w:rPr>
+          <w:fldChar w:fldCharType="end"/>
+        </w:r>
+      </w:hyperlink>
+    </w:p>
+    <w:p>
+      <w:pPr>
+        <w:pStyle w:val="TOC2"/>
+        <w:tabs>
+          <w:tab w:val="right" w:pos="9350"/>
+        </w:tabs>
+        <w:rPr>
+          <w:rFonts w:eastAsiaTheme="minorEastAsia" w:cstheme="minorBidi"/>
+          <w:i w:val="0"/>
+          <w:iCs w:val="0"/>
+          <w:noProof/>
+          <w:sz w:val="24"/>
+          <w:lang w:val="en-CA"/>
+        </w:rPr>
+      </w:pPr>
+      <w:hyperlink w:anchor="_Toc240969258" w:history="1">
+        <w:r>
+          <w:rPr>
+            <w:rStyle w:val="Hyperlink"/>
+            <w:noProof/>
+          </w:rPr>
+          <w:t>Methodology</w:t>
+        </w:r>
+        <w:r>
+          <w:rPr>
+            <w:noProof/>
+            <w:webHidden/>
+          </w:rPr>
+          <w:tab/>
+        </w:r>
+        <w:r>
+          <w:rPr>
+            <w:noProof/>
+            <w:webHidden/>
+          </w:rPr>
+          <w:fldChar w:fldCharType="begin"/>
+        </w:r>
+        <w:r>
+          <w:rPr>
+            <w:noProof/>
+            <w:webHidden/>
+          </w:rPr>
+          <w:instrText xml:space="preserve"> PAGEREF _Toc240969258 \h </w:instrText>
+        </w:r>
+        <w:r>
+          <w:rPr>
+            <w:noProof/>
+            <w:webHidden/>
+          </w:rPr>
+        </w:r>
+        <w:r>
+          <w:rPr>
+            <w:noProof/>
+            <w:webHidden/>
+          </w:rPr>
+          <w:fldChar w:fldCharType="separate"/>
+        </w:r>
+        <w:r>
+          <w:rPr>
+            <w:noProof/>
+            <w:webHidden/>
+          </w:rPr>
+          <w:t>2</w:t>
+        </w:r>
+        <w:r>
+          <w:rPr>
+            <w:noProof/>
+            <w:webHidden/>
+          </w:rPr>
+          <w:fldChar w:fldCharType="end"/>
+        </w:r>
+      </w:hyperlink>
+    </w:p>
+    <w:p>
+      <w:pPr>
+        <w:pStyle w:val="TOC1"/>
+        <w:tabs>
+          <w:tab w:val="left" w:pos="1150"/>
+        </w:tabs>
+        <w:rPr>
+          <w:rFonts w:eastAsiaTheme="minorEastAsia" w:cstheme="minorBidi"/>
+          <w:bCs w:val="0"/>
+          <w:noProof/>
+          <w:sz w:val="24"/>
+          <w:lang w:val="en-CA"/>
+        </w:rPr>
+      </w:pPr>
+      <w:hyperlink w:anchor="_Toc240969259" w:history="1">
+        <w:r>
+          <w:rPr>
+            <w:rStyle w:val="Hyperlink"/>
+            <w:noProof/>
+            <w:lang w:val="fr-FR"/>
           </w:rPr>
           <w:t>Chapter 1.</w:t>
         </w:r>
@@ -398,6 +534,7 @@
           <w:rPr>
             <w:rStyle w:val="Hyperlink"/>
             <w:noProof/>
+            <w:lang w:val="fr-FR"/>
           </w:rPr>
           <w:t>What’s It All About?</w:t>
         </w:r>
@@ -420,7 +557,7 @@
             <w:noProof/>
             <w:webHidden/>
           </w:rPr>
-          <w:instrText xml:space="preserve"> PAGEREF _Toc237446691 \h </w:instrText>
+          <w:instrText xml:space="preserve"> PAGEREF _Toc240969259 \h </w:instrText>
         </w:r>
         <w:r>
           <w:rPr>
@@ -440,7 +577,7 @@
             <w:noProof/>
             <w:webHidden/>
           </w:rPr>
-          <w:t>5</w:t>
+          <w:t>4</w:t>
         </w:r>
         <w:r>
           <w:rPr>
@@ -455,23 +592,22 @@
       <w:pPr>
         <w:pStyle w:val="TOC1"/>
         <w:tabs>
-          <w:tab w:val="left" w:pos="1380"/>
-          <w:tab w:val="right" w:pos="9350"/>
+          <w:tab w:val="left" w:pos="1150"/>
         </w:tabs>
         <w:rPr>
           <w:rFonts w:eastAsiaTheme="minorEastAsia" w:cstheme="minorBidi"/>
-          <w:b/>
           <w:bCs w:val="0"/>
           <w:noProof/>
           <w:sz w:val="24"/>
           <w:lang w:val="en-CA"/>
         </w:rPr>
       </w:pPr>
-      <w:hyperlink w:anchor="_Toc237446692" w:history="1">
+      <w:hyperlink w:anchor="_Toc240969260" w:history="1">
         <w:r>
           <w:rPr>
             <w:rStyle w:val="Hyperlink"/>
             <w:noProof/>
+            <w:lang w:val="fr-FR"/>
           </w:rPr>
           <w:t>Chapter 2.</w:t>
         </w:r>
@@ -489,6 +625,7 @@
           <w:rPr>
             <w:rStyle w:val="Hyperlink"/>
             <w:noProof/>
+            <w:lang w:val="fr-FR"/>
           </w:rPr>
           <w:t>How It All Began</w:t>
         </w:r>
@@ -511,7 +648,7 @@
             <w:noProof/>
             <w:webHidden/>
           </w:rPr>
-          <w:instrText xml:space="preserve"> PAGEREF _Toc237446692 \h </w:instrText>
+          <w:instrText xml:space="preserve"> PAGEREF _Toc240969260 \h </w:instrText>
         </w:r>
         <w:r>
           <w:rPr>
@@ -544,27 +681,23 @@
     </w:p>
     <w:p>
       <w:pPr>
-        <w:pStyle w:val="TOC2"/>
-        <w:tabs>
-          <w:tab w:val="right" w:pos="9350"/>
-        </w:tabs>
+        <w:pStyle w:val="TOC1"/>
         <w:rPr>
           <w:rFonts w:eastAsiaTheme="minorEastAsia" w:cstheme="minorBidi"/>
-          <w:i w:val="0"/>
-          <w:iCs w:val="0"/>
+          <w:bCs w:val="0"/>
           <w:noProof/>
           <w:sz w:val="24"/>
           <w:lang w:val="en-CA"/>
         </w:rPr>
       </w:pPr>
-      <w:hyperlink w:anchor="_Toc237446693" w:history="1">
+      <w:hyperlink w:anchor="_Toc240969261" w:history="1">
         <w:r>
           <w:rPr>
             <w:rStyle w:val="Hyperlink"/>
             <w:noProof/>
-            <w:lang w:val="fr-FR"/>
+            <w:lang w:val="en-CA"/>
           </w:rPr>
-          <w:t>Subsection</w:t>
+          <w:t>Conclusion</w:t>
         </w:r>
         <w:r>
           <w:rPr>
@@ -585,7 +718,77 @@
             <w:noProof/>
             <w:webHidden/>
           </w:rPr>
-          <w:instrText xml:space="preserve"> PAGEREF _Toc237446693 \h </w:instrText>
+          <w:instrText xml:space="preserve"> PAGEREF _Toc240969261 \h </w:instrText>
+        </w:r>
+        <w:r>
+          <w:rPr>
+            <w:noProof/>
+            <w:webHidden/>
+          </w:rPr>
+        </w:r>
+        <w:r>
+          <w:rPr>
+            <w:noProof/>
+            <w:webHidden/>
+          </w:rPr>
+          <w:fldChar w:fldCharType="separate"/>
+        </w:r>
+        <w:r>
+          <w:rPr>
+            <w:noProof/>
+            <w:webHidden/>
+          </w:rPr>
+          <w:t>6</w:t>
+        </w:r>
+        <w:r>
+          <w:rPr>
+            <w:noProof/>
+            <w:webHidden/>
+          </w:rPr>
+          <w:fldChar w:fldCharType="end"/>
+        </w:r>
+      </w:hyperlink>
+    </w:p>
+    <w:p>
+      <w:pPr>
+        <w:pStyle w:val="TOC1"/>
+        <w:rPr>
+          <w:rFonts w:eastAsiaTheme="minorEastAsia" w:cstheme="minorBidi"/>
+          <w:bCs w:val="0"/>
+          <w:noProof/>
+          <w:sz w:val="24"/>
+          <w:lang w:val="en-CA"/>
+        </w:rPr>
+      </w:pPr>
+      <w:hyperlink w:anchor="_Toc240969262" w:history="1">
+        <w:r>
+          <w:rPr>
+            <w:rStyle w:val="Hyperlink"/>
+            <w:noProof/>
+            <w:lang w:val="fr-FR"/>
+          </w:rPr>
+          <w:t>Notes</w:t>
+        </w:r>
+        <w:r>
+          <w:rPr>
+            <w:noProof/>
+            <w:webHidden/>
+          </w:rPr>
+          <w:tab/>
+        </w:r>
+        <w:r>
+          <w:rPr>
+            <w:noProof/>
+            <w:webHidden/>
+          </w:rPr>
+          <w:fldChar w:fldCharType="begin"/>
+        </w:r>
+        <w:r>
+          <w:rPr>
+            <w:noProof/>
+            <w:webHidden/>
+          </w:rPr>
+          <w:instrText xml:space="preserve"> PAGEREF _Toc240969262 \h </w:instrText>
         </w:r>
         <w:r>
           <w:rPr>
@@ -618,27 +821,23 @@
     </w:p>
     <w:p>
       <w:pPr>
-        <w:pStyle w:val="TOC2"/>
-        <w:tabs>
-          <w:tab w:val="right" w:pos="9350"/>
-        </w:tabs>
+        <w:pStyle w:val="TOC1"/>
         <w:rPr>
           <w:rFonts w:eastAsiaTheme="minorEastAsia" w:cstheme="minorBidi"/>
-          <w:i w:val="0"/>
-          <w:iCs w:val="0"/>
+          <w:bCs w:val="0"/>
           <w:noProof/>
           <w:sz w:val="24"/>
           <w:lang w:val="en-CA"/>
         </w:rPr>
       </w:pPr>
-      <w:hyperlink w:anchor="_Toc237446694" w:history="1">
+      <w:hyperlink w:anchor="_Toc240969263" w:history="1">
         <w:r>
           <w:rPr>
             <w:rStyle w:val="Hyperlink"/>
             <w:noProof/>
-            <w:lang w:val="fr-FR"/>
+            <w:lang w:val="en-CA"/>
           </w:rPr>
-          <w:t>Another Subsection</w:t>
+          <w:t>Bibliography</w:t>
         </w:r>
         <w:r>
           <w:rPr>
@@ -659,7 +858,7 @@
             <w:noProof/>
             <w:webHidden/>
           </w:rPr>
-          <w:instrText xml:space="preserve"> PAGEREF _Toc237446694 \h </w:instrText>
+          <w:instrText xml:space="preserve"> PAGEREF _Toc240969263 \h </w:instrText>
         </w:r>
         <w:r>
           <w:rPr>
@@ -692,152 +891,6 @@
     </w:p>
     <w:p>
       <w:pPr>
-        <w:pStyle w:val="TOC1"/>
-        <w:tabs>
-          <w:tab w:val="right" w:pos="9350"/>
-        </w:tabs>
-        <w:rPr>
-          <w:rFonts w:eastAsiaTheme="minorEastAsia" w:cstheme="minorBidi"/>
-          <w:b/>
-          <w:bCs w:val="0"/>
-          <w:noProof/>
-          <w:sz w:val="24"/>
-          <w:lang w:val="en-CA"/>
-        </w:rPr>
-      </w:pPr>
-      <w:hyperlink w:anchor="_Toc237446695" w:history="1">
-        <w:r>
-          <w:rPr>
-            <w:rStyle w:val="Hyperlink"/>
-            <w:noProof/>
-          </w:rPr>
-          <w:t>Conclusion</w:t>
-        </w:r>
-        <w:r>
-          <w:rPr>
-            <w:noProof/>
-            <w:webHidden/>
-          </w:rPr>
-          <w:tab/>
-        </w:r>
-        <w:r>
-          <w:rPr>
-            <w:noProof/>
-            <w:webHidden/>
-          </w:rPr>
-          <w:fldChar w:fldCharType="begin"/>
-        </w:r>
-        <w:r>
-          <w:rPr>
-            <w:noProof/>
-            <w:webHidden/>
-          </w:rPr>
-          <w:instrText xml:space="preserve"> PAGEREF _Toc237446695 \h </w:instrText>
-        </w:r>
-        <w:r>
-          <w:rPr>
-            <w:noProof/>
-            <w:webHidden/>
-          </w:rPr>
-        </w:r>
-        <w:r>
-          <w:rPr>
-            <w:noProof/>
-            <w:webHidden/>
-          </w:rPr>
-          <w:fldChar w:fldCharType="separate"/>
-        </w:r>
-        <w:r>
-          <w:rPr>
-            <w:noProof/>
-            <w:webHidden/>
-          </w:rPr>
-          <w:t>10</w:t>
-        </w:r>
-        <w:r>
-          <w:rPr>
-            <w:noProof/>
-            <w:webHidden/>
-          </w:rPr>
-          <w:fldChar w:fldCharType="end"/>
-        </w:r>
-      </w:hyperlink>
-    </w:p>
-    <w:p>
-      <w:pPr>
-        <w:pStyle w:val="TOC1"/>
-        <w:tabs>
-          <w:tab w:val="right" w:pos="9350"/>
-        </w:tabs>
-        <w:rPr>
-          <w:rFonts w:eastAsiaTheme="minorEastAsia" w:cstheme="minorBidi"/>
-          <w:b/>
-          <w:bCs w:val="0"/>
-          <w:noProof/>
-          <w:sz w:val="24"/>
-          <w:lang w:val="en-CA"/>
-        </w:rPr>
-      </w:pPr>
-      <w:hyperlink w:anchor="_Toc237446696" w:history="1">
-        <w:r>
-          <w:rPr>
-            <w:rStyle w:val="Hyperlink"/>
-            <w:noProof/>
-          </w:rPr>
-          <w:t>Bibliography</w:t>
-        </w:r>
-        <w:r>
-          <w:rPr>
-            <w:noProof/>
-            <w:webHidden/>
-          </w:rPr>
-          <w:tab/>
-        </w:r>
-        <w:r>
-          <w:rPr>
-            <w:noProof/>
-            <w:webHidden/>
-          </w:rPr>
-          <w:fldChar w:fldCharType="begin"/>
-        </w:r>
-        <w:r>
-          <w:rPr>
-            <w:noProof/>
-            <w:webHidden/>
-          </w:rPr>
-          <w:instrText xml:space="preserve"> PAGEREF _Toc237446696 \h </w:instrText>
-        </w:r>
-        <w:r>
-          <w:rPr>
-            <w:noProof/>
-            <w:webHidden/>
-          </w:rPr>
-        </w:r>
-        <w:r>
-          <w:rPr>
-            <w:noProof/>
-            <w:webHidden/>
-          </w:rPr>
-          <w:fldChar w:fldCharType="separate"/>
-        </w:r>
-        <w:r>
-          <w:rPr>
-            <w:noProof/>
-            <w:webHidden/>
-          </w:rPr>
-          <w:t>11</w:t>
-        </w:r>
-        <w:r>
-          <w:rPr>
-            <w:noProof/>
-            <w:webHidden/>
-          </w:rPr>
-          <w:fldChar w:fldCharType="end"/>
-        </w:r>
-      </w:hyperlink>
-    </w:p>
-    <w:p>
-      <w:pPr>
         <w:pStyle w:val="BodyText"/>
         <w:rPr>
           <w:lang w:val="en-CA"/>
@@ -1059,7 +1112,7 @@
           <w:lang w:val="en-CA"/>
         </w:rPr>
       </w:pPr>
-      <w:bookmarkStart w:id="0" w:name="_Toc237446688"/>
+      <w:bookmarkStart w:id="0" w:name="_Toc240969254"/>
       <w:r>
         <w:rPr>
           <w:lang w:val="en-CA"/>
@@ -1213,7 +1266,7 @@
       <w:pPr>
         <w:pStyle w:val="Heading1"/>
       </w:pPr>
-      <w:bookmarkStart w:id="1" w:name="_Toc237446689"/>
+      <w:bookmarkStart w:id="1" w:name="_Toc240969255"/>
       <w:r>
         <w:lastRenderedPageBreak/>
         <w:t>Preface</w:t>
@@ -1656,6 +1709,7 @@
       <w:proofErr w:type="spellStart"/>
       <w:r>
         <w:rPr>
+          <w:rStyle w:val="Hyperlink"/>
           <w:lang w:val="fr-FR"/>
         </w:rPr>
         <w:t>maximus</w:t>
@@ -11823,7 +11877,7 @@
           <w:lang w:val="fr-FR"/>
         </w:rPr>
       </w:pPr>
-      <w:bookmarkStart w:id="2" w:name="_Toc237446690"/>
+      <w:bookmarkStart w:id="2" w:name="_Toc240969256"/>
       <w:r>
         <w:rPr>
           <w:lang w:val="fr-FR"/>
@@ -12930,6 +12984,7 @@
           <w:lang w:val="en-CA"/>
         </w:rPr>
       </w:pPr>
+      <w:bookmarkStart w:id="3" w:name="_Toc240969257"/>
       <w:r>
         <w:rPr>
           <w:lang w:val="en-CA"/>
@@ -12942,6 +12997,7 @@
         </w:rPr>
         <w:t>This Study?</w:t>
       </w:r>
+      <w:bookmarkEnd w:id="3"/>
     </w:p>
     <w:p>
       <w:pPr>
@@ -13856,7 +13912,7 @@
       <w:pPr>
         <w:pStyle w:val="Caption"/>
       </w:pPr>
-      <w:bookmarkStart w:id="3" w:name="_Toc237447137"/>
+      <w:bookmarkStart w:id="4" w:name="_Toc237447137"/>
       <w:r>
         <w:t xml:space="preserve">Figure </w:t>
       </w:r>
@@ -13904,7 +13960,7 @@
         </w:rPr>
         <w:t>1</w:t>
       </w:r>
-      <w:bookmarkEnd w:id="3"/>
+      <w:bookmarkEnd w:id="4"/>
       <w:r>
         <w:fldChar w:fldCharType="end"/>
       </w:r>
@@ -13935,9 +13991,11 @@
       <w:pPr>
         <w:pStyle w:val="Heading2"/>
       </w:pPr>
+      <w:bookmarkStart w:id="5" w:name="_Toc240969258"/>
       <w:r>
         <w:t>Methodology</w:t>
       </w:r>
+      <w:bookmarkEnd w:id="5"/>
     </w:p>
     <w:p>
       <w:pPr>
@@ -17535,7 +17593,7 @@
           <w:lang w:val="fr-FR"/>
         </w:rPr>
       </w:pPr>
-      <w:bookmarkStart w:id="4" w:name="_Toc237446691"/>
+      <w:bookmarkStart w:id="6" w:name="_Toc240969259"/>
       <w:proofErr w:type="spellStart"/>
       <w:r>
         <w:rPr>
@@ -17558,7 +17616,7 @@
         </w:rPr>
         <w:t>About?</w:t>
       </w:r>
-      <w:bookmarkEnd w:id="4"/>
+      <w:bookmarkEnd w:id="6"/>
       <w:proofErr w:type="gramEnd"/>
     </w:p>
     <w:p>
@@ -22899,7 +22957,7 @@
           <w:lang w:val="fr-FR"/>
         </w:rPr>
       </w:pPr>
-      <w:bookmarkStart w:id="5" w:name="_Toc237446692"/>
+      <w:bookmarkStart w:id="7" w:name="_Toc240969260"/>
       <w:r>
         <w:rPr>
           <w:lang w:val="fr-FR"/>
@@ -22907,7 +22965,7 @@
         <w:lastRenderedPageBreak/>
         <w:t>How It All Began</w:t>
       </w:r>
-      <w:bookmarkEnd w:id="5"/>
+      <w:bookmarkEnd w:id="7"/>
     </w:p>
     <w:p>
       <w:pPr>
@@ -24146,14 +24204,14 @@
           <w:lang w:val="en-CA"/>
         </w:rPr>
       </w:pPr>
-      <w:bookmarkStart w:id="6" w:name="_Toc237446695"/>
+      <w:bookmarkStart w:id="8" w:name="_Toc240969261"/>
       <w:r>
         <w:rPr>
           <w:lang w:val="en-CA"/>
         </w:rPr>
         <w:t>Conclusion</w:t>
       </w:r>
-      <w:bookmarkEnd w:id="6"/>
+      <w:bookmarkEnd w:id="8"/>
     </w:p>
     <w:p>
       <w:pPr>
@@ -24185,11 +24243,34 @@
     <w:p>
       <w:pPr>
         <w:pStyle w:val="Heading1"/>
+        <w:rPr>
+          <w:lang w:val="fr-FR"/>
+        </w:rPr>
       </w:pPr>
-      <w:bookmarkStart w:id="7" w:name="_Toc237446696"/>
-      <w:r>
+      <w:bookmarkStart w:id="9" w:name="_Toc240969262"/>
+      <w:r>
+        <w:rPr>
+          <w:lang w:val="fr-FR"/>
+        </w:rPr>
         <w:lastRenderedPageBreak/>
         <w:t>Notes</w:t>
+      </w:r>
+      <w:bookmarkEnd w:id="9"/>
+    </w:p>
+    <w:p>
+      <w:pPr>
+        <w:pStyle w:val="Heading2-excludefromTOC"/>
+      </w:pPr>
+      <w:r>
+        <w:t xml:space="preserve">Notes on </w:t>
+      </w:r>
+      <w:proofErr w:type="spellStart"/>
+      <w:r>
+        <w:t>Chapter</w:t>
+      </w:r>
+      <w:proofErr w:type="spellEnd"/>
+      <w:r>
+        <w:t xml:space="preserve"> 1</w:t>
       </w:r>
     </w:p>
     <w:p>
@@ -24197,11 +24278,33 @@
         <w:pStyle w:val="EndnoteText"/>
       </w:pPr>
       <w:r>
+        <w:rPr>
+          <w:lang w:val="fr-FR"/>
+        </w:rPr>
         <w:t xml:space="preserve">1. </w:t>
       </w:r>
       <w:r>
+        <w:rPr>
+          <w:lang w:val="fr-FR"/>
+        </w:rPr>
         <w:tab/>
-        <w:t>Endnote content. And a long sentence. Endnote content. And a long sentence. Endnote content. And a long sentence. Endnote content. And a long sentence. Endnote content. And a long sentence.</w:t>
+      </w:r>
+      <w:proofErr w:type="spellStart"/>
+      <w:r>
+        <w:rPr>
+          <w:lang w:val="fr-FR"/>
+        </w:rPr>
+        <w:t>Endnote</w:t>
+      </w:r>
+      <w:proofErr w:type="spellEnd"/>
+      <w:r>
+        <w:rPr>
+          <w:lang w:val="fr-FR"/>
+        </w:rPr>
+        <w:t xml:space="preserve"> content. </w:t>
+      </w:r>
+      <w:r>
+        <w:t>And a long sentence. Endnote content. And a long sentence. Endnote content. And a long sentence. Endnote content. And a long sentence. Endnote content. And a long sentence.</w:t>
       </w:r>
     </w:p>
     <w:p>
@@ -24225,8 +24328,6 @@
     </w:p>
     <w:p>
       <w:pPr>
-        <w:pStyle w:val="Heading1"/>
-        <w:ind w:left="0" w:firstLine="0"/>
         <w:rPr>
           <w:lang w:val="en-CA"/>
         </w:rPr>
@@ -24253,6 +24354,7 @@
           <w:lang w:val="en-CA"/>
         </w:rPr>
       </w:pPr>
+      <w:bookmarkStart w:id="10" w:name="_Toc240969263"/>
       <w:r>
         <w:rPr>
           <w:lang w:val="en-CA"/>
@@ -24260,7 +24362,7 @@
         <w:lastRenderedPageBreak/>
         <w:t>Bibliography</w:t>
       </w:r>
-      <w:bookmarkEnd w:id="7"/>
+      <w:bookmarkEnd w:id="10"/>
     </w:p>
     <w:p>
       <w:pPr>
@@ -24869,7 +24971,7 @@
         <w:rPr>
           <w:noProof/>
         </w:rPr>
-        <w:t>What’s It All About?</w:t>
+        <w:t>Preface</w:t>
       </w:r>
     </w:fldSimple>
   </w:p>
@@ -26472,7 +26574,7 @@
   <w:docDefaults>
     <w:rPrDefault>
       <w:rPr>
-        <w:rFonts w:asciiTheme="minorHAnsi" w:eastAsiaTheme="minorHAnsi" w:hAnsiTheme="minorHAnsi" w:cstheme="minorBidi"/>
+        <w:rFonts w:ascii="Noto Serif" w:eastAsia="Noto Serif" w:hAnsi="Noto Serif" w:cs="Scheherazade New"/>
         <w:kern w:val="2"/>
         <w:sz w:val="24"/>
         <w:szCs w:val="24"/>
@@ -26869,9 +26971,21 @@
     <w:qFormat/>
     <w:rsid w:val="00E9003F"/>
     <w:rPr>
-      <w:rFonts w:ascii="Noto Serif" w:hAnsi="Noto Serif" w:cs="Noto Naskh Arabic"/>
       <w:sz w:val="23"/>
       <w:lang w:val="en-US"/>
+    </w:rPr>
+  </w:style>
+  <w:style w:type="paragraph" w:styleId="Heading">
+    <w:name w:val="Heading"/>
+    <w:basedOn w:val="Normal"/>
+    <w:next w:val="Normal"/>
+    <w:qFormat/>
+    <w:pPr>
+      <w:keepNext/>
+      <w:spacing w:before="240" w:after="120"/>
+    </w:pPr>
+    <w:rPr>
+      <w:rFonts w:ascii="Noto Serif" w:hAnsi="Noto Serif" w:eastAsia="Noto Serif" w:cs="Scheherazade New"/>
     </w:rPr>
   </w:style>
   <w:style w:type="paragraph" w:styleId="Heading1">
@@ -26893,7 +27007,6 @@
       <w:outlineLvl w:val="0"/>
     </w:pPr>
     <w:rPr>
-      <w:rFonts w:eastAsiaTheme="majorEastAsia" w:cstheme="majorBidi"/>
       <w:b/>
       <w:bCs/>
       <w:color w:val="000000" w:themeColor="text1"/>
@@ -26925,151 +27038,153 @@
   </w:style>
   <w:style w:type="paragraph" w:styleId="Heading3">
     <w:name w:val="heading 3"/>
-    <w:basedOn w:val="Normal"/>
+    <w:basedOn w:val="Heading"/>
     <w:next w:val="Normal"/>
     <w:link w:val="Heading3Char"/>
     <w:uiPriority w:val="9"/>
     <w:unhideWhenUsed/>
     <w:qFormat/>
-    <w:rsid w:val="002627B9"/>
     <w:pPr>
+      <w:keepNext/>
+      <w:spacing w:before="240" w:after="120"/>
+      <w:ind w:left="397"/>
       <w:outlineLvl w:val="2"/>
     </w:pPr>
     <w:rPr>
       <w:smallCaps/>
+      <w:color w:val="000000"/>
       <w:sz w:val="22"/>
+      <w:szCs w:val="22"/>
     </w:rPr>
   </w:style>
   <w:style w:type="paragraph" w:styleId="Heading4">
     <w:name w:val="heading 4"/>
-    <w:basedOn w:val="Normal"/>
+    <w:basedOn w:val="Heading"/>
     <w:next w:val="Normal"/>
     <w:link w:val="Heading4Char"/>
     <w:uiPriority w:val="9"/>
-    <w:semiHidden/>
     <w:unhideWhenUsed/>
     <w:qFormat/>
-    <w:rsid w:val="00400AD9"/>
     <w:pPr>
       <w:keepNext/>
       <w:keepLines/>
       <w:spacing w:before="80" w:after="40"/>
+      <w:ind w:left="850"/>
       <w:outlineLvl w:val="3"/>
     </w:pPr>
     <w:rPr>
-      <w:rFonts w:eastAsiaTheme="majorEastAsia" w:cstheme="majorBidi"/>
       <w:i/>
       <w:iCs/>
-      <w:color w:val="0F4761" w:themeColor="accent1" w:themeShade="BF"/>
+      <w:color w:val="000000"/>
     </w:rPr>
   </w:style>
   <w:style w:type="paragraph" w:styleId="Heading5">
     <w:name w:val="heading 5"/>
-    <w:basedOn w:val="Normal"/>
+    <w:basedOn w:val="Heading"/>
     <w:next w:val="Normal"/>
     <w:link w:val="Heading5Char"/>
     <w:uiPriority w:val="9"/>
-    <w:semiHidden/>
     <w:unhideWhenUsed/>
     <w:qFormat/>
-    <w:rsid w:val="00400AD9"/>
     <w:pPr>
       <w:keepNext/>
       <w:keepLines/>
       <w:spacing w:before="80" w:after="40"/>
+      <w:ind w:left="1247"/>
       <w:outlineLvl w:val="4"/>
     </w:pPr>
     <w:rPr>
-      <w:rFonts w:eastAsiaTheme="majorEastAsia" w:cstheme="majorBidi"/>
-      <w:color w:val="0F4761" w:themeColor="accent1" w:themeShade="BF"/>
+      <w:color w:val="000000"/>
+      <w:sz w:val="20"/>
+      <w:szCs w:val="20"/>
     </w:rPr>
   </w:style>
   <w:style w:type="paragraph" w:styleId="Heading6">
     <w:name w:val="heading 6"/>
-    <w:basedOn w:val="Normal"/>
+    <w:basedOn w:val="Heading"/>
     <w:next w:val="Normal"/>
     <w:link w:val="Heading6Char"/>
     <w:uiPriority w:val="9"/>
-    <w:semiHidden/>
     <w:unhideWhenUsed/>
     <w:qFormat/>
-    <w:rsid w:val="00400AD9"/>
     <w:pPr>
       <w:keepNext/>
       <w:keepLines/>
       <w:spacing w:before="40" w:after="0"/>
+      <w:ind w:left="1701"/>
       <w:outlineLvl w:val="5"/>
     </w:pPr>
     <w:rPr>
-      <w:rFonts w:eastAsiaTheme="majorEastAsia" w:cstheme="majorBidi"/>
       <w:i/>
       <w:iCs/>
-      <w:color w:val="595959" w:themeColor="text1" w:themeTint="A6"/>
+      <w:color w:val="000000"/>
+      <w:sz w:val="20"/>
+      <w:szCs w:val="20"/>
     </w:rPr>
   </w:style>
   <w:style w:type="paragraph" w:styleId="Heading7">
     <w:name w:val="heading 7"/>
-    <w:basedOn w:val="Normal"/>
+    <w:basedOn w:val="Heading"/>
     <w:next w:val="Normal"/>
     <w:link w:val="Heading7Char"/>
     <w:uiPriority w:val="9"/>
-    <w:semiHidden/>
     <w:unhideWhenUsed/>
     <w:qFormat/>
-    <w:rsid w:val="00400AD9"/>
     <w:pPr>
       <w:keepNext/>
       <w:keepLines/>
       <w:spacing w:before="40" w:after="0"/>
+      <w:ind w:left="2098"/>
       <w:outlineLvl w:val="6"/>
     </w:pPr>
     <w:rPr>
-      <w:rFonts w:eastAsiaTheme="majorEastAsia" w:cstheme="majorBidi"/>
-      <w:color w:val="595959" w:themeColor="text1" w:themeTint="A6"/>
+      <w:color w:val="000000"/>
+      <w:sz w:val="20"/>
+      <w:szCs w:val="20"/>
     </w:rPr>
   </w:style>
   <w:style w:type="paragraph" w:styleId="Heading8">
     <w:name w:val="heading 8"/>
-    <w:basedOn w:val="Normal"/>
+    <w:basedOn w:val="Heading"/>
     <w:next w:val="Normal"/>
     <w:link w:val="Heading8Char"/>
     <w:uiPriority w:val="9"/>
-    <w:semiHidden/>
     <w:unhideWhenUsed/>
     <w:qFormat/>
-    <w:rsid w:val="00400AD9"/>
     <w:pPr>
       <w:keepNext/>
       <w:keepLines/>
-      <w:spacing w:after="0"/>
+      <w:spacing w:before="0" w:after="0"/>
+      <w:ind w:left="2551"/>
       <w:outlineLvl w:val="7"/>
     </w:pPr>
     <w:rPr>
-      <w:rFonts w:eastAsiaTheme="majorEastAsia" w:cstheme="majorBidi"/>
       <w:i/>
       <w:iCs/>
-      <w:color w:val="272727" w:themeColor="text1" w:themeTint="D8"/>
+      <w:color w:val="000000"/>
+      <w:sz w:val="18"/>
+      <w:szCs w:val="18"/>
     </w:rPr>
   </w:style>
   <w:style w:type="paragraph" w:styleId="Heading9">
     <w:name w:val="heading 9"/>
-    <w:basedOn w:val="Normal"/>
+    <w:basedOn w:val="Heading"/>
     <w:next w:val="Normal"/>
     <w:link w:val="Heading9Char"/>
     <w:uiPriority w:val="9"/>
-    <w:semiHidden/>
     <w:unhideWhenUsed/>
     <w:qFormat/>
-    <w:rsid w:val="00400AD9"/>
     <w:pPr>
       <w:keepNext/>
       <w:keepLines/>
-      <w:spacing w:after="0"/>
+      <w:spacing w:before="0" w:after="0"/>
+      <w:ind w:left="2948"/>
       <w:outlineLvl w:val="8"/>
     </w:pPr>
     <w:rPr>
-      <w:rFonts w:eastAsiaTheme="majorEastAsia" w:cstheme="majorBidi"/>
-      <w:color w:val="272727" w:themeColor="text1" w:themeTint="D8"/>
+      <w:color w:val="000000"/>
+      <w:sz w:val="18"/>
+      <w:szCs w:val="18"/>
     </w:rPr>
   </w:style>
   <w:style w:type="character" w:default="1" w:styleId="DefaultParagraphFont">
@@ -27106,7 +27221,6 @@
     <w:uiPriority w:val="9"/>
     <w:rsid w:val="003431F2"/>
     <w:rPr>
-      <w:rFonts w:ascii="Noto Serif" w:eastAsiaTheme="majorEastAsia" w:hAnsi="Noto Serif" w:cstheme="majorBidi"/>
       <w:b/>
       <w:bCs/>
       <w:color w:val="000000" w:themeColor="text1"/>
@@ -27123,7 +27237,6 @@
     <w:uiPriority w:val="9"/>
     <w:rsid w:val="00403757"/>
     <w:rPr>
-      <w:rFonts w:ascii="Noto Serif" w:eastAsiaTheme="majorEastAsia" w:hAnsi="Noto Serif" w:cstheme="majorBidi"/>
       <w:i/>
       <w:iCs/>
       <w:color w:val="000000" w:themeColor="text1"/>
@@ -27140,7 +27253,6 @@
     <w:uiPriority w:val="9"/>
     <w:rsid w:val="002627B9"/>
     <w:rPr>
-      <w:rFonts w:ascii="Brill" w:hAnsi="Brill"/>
       <w:smallCaps/>
       <w:sz w:val="22"/>
     </w:rPr>
@@ -27153,7 +27265,6 @@
     <w:semiHidden/>
     <w:rsid w:val="00400AD9"/>
     <w:rPr>
-      <w:rFonts w:eastAsiaTheme="majorEastAsia" w:cstheme="majorBidi"/>
       <w:i/>
       <w:iCs/>
       <w:color w:val="0F4761" w:themeColor="accent1" w:themeShade="BF"/>
@@ -27167,7 +27278,6 @@
     <w:semiHidden/>
     <w:rsid w:val="00400AD9"/>
     <w:rPr>
-      <w:rFonts w:eastAsiaTheme="majorEastAsia" w:cstheme="majorBidi"/>
       <w:color w:val="0F4761" w:themeColor="accent1" w:themeShade="BF"/>
     </w:rPr>
   </w:style>
@@ -27179,7 +27289,6 @@
     <w:semiHidden/>
     <w:rsid w:val="00400AD9"/>
     <w:rPr>
-      <w:rFonts w:eastAsiaTheme="majorEastAsia" w:cstheme="majorBidi"/>
       <w:i/>
       <w:iCs/>
       <w:color w:val="595959" w:themeColor="text1" w:themeTint="A6"/>
@@ -27193,7 +27302,6 @@
     <w:semiHidden/>
     <w:rsid w:val="00400AD9"/>
     <w:rPr>
-      <w:rFonts w:eastAsiaTheme="majorEastAsia" w:cstheme="majorBidi"/>
       <w:color w:val="595959" w:themeColor="text1" w:themeTint="A6"/>
     </w:rPr>
   </w:style>
@@ -27205,7 +27313,6 @@
     <w:semiHidden/>
     <w:rsid w:val="00400AD9"/>
     <w:rPr>
-      <w:rFonts w:eastAsiaTheme="majorEastAsia" w:cstheme="majorBidi"/>
       <w:i/>
       <w:iCs/>
       <w:color w:val="272727" w:themeColor="text1" w:themeTint="D8"/>
@@ -27219,7 +27326,6 @@
     <w:semiHidden/>
     <w:rsid w:val="00400AD9"/>
     <w:rPr>
-      <w:rFonts w:eastAsiaTheme="majorEastAsia" w:cstheme="majorBidi"/>
       <w:color w:val="272727" w:themeColor="text1" w:themeTint="D8"/>
     </w:rPr>
   </w:style>
@@ -27237,7 +27343,6 @@
       <w:jc w:val="center"/>
     </w:pPr>
     <w:rPr>
-      <w:rFonts w:eastAsiaTheme="majorEastAsia" w:cstheme="majorBidi"/>
       <w:b/>
       <w:kern w:val="0"/>
       <w:sz w:val="32"/>
@@ -27251,7 +27356,6 @@
     <w:uiPriority w:val="10"/>
     <w:rsid w:val="008E11D0"/>
     <w:rPr>
-      <w:rFonts w:ascii="Noto Serif" w:eastAsiaTheme="majorEastAsia" w:hAnsi="Noto Serif" w:cstheme="majorBidi"/>
       <w:b/>
       <w:kern w:val="0"/>
       <w:sz w:val="32"/>
@@ -27274,7 +27378,6 @@
       <w:jc w:val="center"/>
     </w:pPr>
     <w:rPr>
-      <w:rFonts w:eastAsiaTheme="majorEastAsia"/>
       <w:kern w:val="0"/>
       <w:sz w:val="28"/>
       <w:szCs w:val="30"/>
@@ -27287,7 +27390,6 @@
     <w:uiPriority w:val="11"/>
     <w:rsid w:val="00DE2936"/>
     <w:rPr>
-      <w:rFonts w:ascii="Noto Serif" w:eastAsiaTheme="majorEastAsia" w:hAnsi="Noto Serif" w:cs="Noto Naskh Arabic"/>
       <w:kern w:val="0"/>
       <w:sz w:val="28"/>
       <w:szCs w:val="30"/>
@@ -27433,7 +27535,6 @@
     <w:uiPriority w:val="99"/>
     <w:rsid w:val="003F3654"/>
     <w:rPr>
-      <w:rFonts w:ascii="Noto Serif" w:hAnsi="Noto Serif" w:cs="Noto Naskh Arabic"/>
       <w:sz w:val="23"/>
       <w:szCs w:val="25"/>
       <w:lang w:val="en-US"/>
@@ -27450,7 +27551,6 @@
       <w:spacing w:before="100" w:beforeAutospacing="1" w:after="100" w:afterAutospacing="1" w:line="240" w:lineRule="auto"/>
     </w:pPr>
     <w:rPr>
-      <w:rFonts w:ascii="Times New Roman" w:eastAsia="Times New Roman" w:hAnsi="Times New Roman" w:cs="Times New Roman"/>
       <w:kern w:val="0"/>
       <w:sz w:val="24"/>
       <w14:ligatures w14:val="none"/>
@@ -27462,7 +27562,7 @@
     <w:link w:val="FootnoteTextChar"/>
     <w:uiPriority w:val="99"/>
     <w:unhideWhenUsed/>
-    <w:rsid w:val="001D40DA"/>
+    <w:rsid w:val="00BD5C8E"/>
     <w:pPr>
       <w:spacing w:after="60" w:line="240" w:lineRule="auto"/>
       <w:ind w:left="113" w:hanging="113"/>
@@ -27477,9 +27577,8 @@
     <w:basedOn w:val="DefaultParagraphFont"/>
     <w:link w:val="FootnoteText"/>
     <w:uiPriority w:val="99"/>
-    <w:rsid w:val="001D40DA"/>
+    <w:rsid w:val="00BD5C8E"/>
     <w:rPr>
-      <w:rFonts w:ascii="Noto Serif" w:hAnsi="Noto Serif" w:cs="Noto Naskh Arabic"/>
       <w:sz w:val="20"/>
       <w:szCs w:val="20"/>
       <w:lang w:val="en-US"/>
@@ -27501,13 +27600,14 @@
     <w:link w:val="EndnoteTextChar"/>
     <w:uiPriority w:val="99"/>
     <w:unhideWhenUsed/>
-    <w:rsid w:val="00A003BF"/>
+    <w:rsid w:val="00BD5C8E"/>
     <w:pPr>
       <w:tabs>
         <w:tab w:val="left" w:pos="397"/>
         <w:tab w:val="left" w:pos="482"/>
         <w:tab w:val="left" w:pos="567"/>
       </w:tabs>
+      <w:spacing w:before="0" w:beforeAutospacing="0" w:after="60"/>
       <w:ind w:left="397" w:hanging="397"/>
     </w:pPr>
     <w:rPr>
@@ -27519,9 +27619,8 @@
     <w:basedOn w:val="DefaultParagraphFont"/>
     <w:link w:val="EndnoteText"/>
     <w:uiPriority w:val="99"/>
-    <w:rsid w:val="00A003BF"/>
+    <w:rsid w:val="00BD5C8E"/>
     <w:rPr>
-      <w:rFonts w:ascii="Noto Serif" w:eastAsia="Times New Roman" w:hAnsi="Noto Serif" w:cs="Noto Serif"/>
       <w:kern w:val="0"/>
       <w:sz w:val="22"/>
       <w:szCs w:val="22"/>
@@ -27581,7 +27680,6 @@
     <w:uiPriority w:val="99"/>
     <w:rsid w:val="00DE2936"/>
     <w:rPr>
-      <w:rFonts w:ascii="Noto Serif" w:hAnsi="Noto Serif" w:cs="Noto Naskh Arabic"/>
       <w:i/>
       <w:iCs/>
       <w:sz w:val="20"/>
@@ -27611,7 +27709,6 @@
     <w:uiPriority w:val="99"/>
     <w:rsid w:val="00E063EF"/>
     <w:rPr>
-      <w:rFonts w:ascii="Noto Serif" w:hAnsi="Noto Serif" w:cs="Noto Naskh Arabic"/>
       <w:sz w:val="23"/>
       <w:lang w:val="en-US"/>
     </w:rPr>
@@ -28095,7 +28192,6 @@
     <w:uiPriority w:val="99"/>
     <w:rsid w:val="00A827DD"/>
     <w:rPr>
-      <w:rFonts w:ascii="Times New Roman" w:eastAsia="Times New Roman" w:hAnsi="Times New Roman" w:cs="Times New Roman"/>
       <w:kern w:val="0"/>
       <w:lang w:val="en-US"/>
       <w14:ligatures w14:val="none"/>
@@ -28107,7 +28203,7 @@
     <w:link w:val="QuranArabic"/>
     <w:rsid w:val="00A827DD"/>
     <w:rPr>
-      <w:rFonts w:ascii="Times New Roman" w:eastAsia="Times New Roman" w:hAnsi="Times New Roman" w:cs="Amiri Quran"/>
+      <w:rFonts w:cs="Amiri Quran"/>
       <w:kern w:val="0"/>
       <w:lang w:val="en-US"/>
       <w14:ligatures w14:val="none"/>
@@ -28115,17 +28211,18 @@
   </w:style>
   <w:style w:type="paragraph" w:styleId="TOC1">
     <w:name w:val="toc 1"/>
-    <w:basedOn w:val="Normal"/>
+    <w:basedOn w:val="BodyText"/>
     <w:next w:val="Normal"/>
     <w:autoRedefine/>
     <w:uiPriority w:val="39"/>
     <w:unhideWhenUsed/>
-    <w:rsid w:val="00780119"/>
+    <w:rsid w:val="00D1625F"/>
     <w:pPr>
-      <w:spacing w:before="240" w:after="120"/>
+      <w:tabs>
+        <w:tab w:val="right" w:pos="9350"/>
+      </w:tabs>
     </w:pPr>
     <w:rPr>
-      <w:rFonts w:asciiTheme="minorHAnsi" w:hAnsiTheme="minorHAnsi" w:cs="Times New Roman"/>
       <w:bCs/>
       <w:sz w:val="20"/>
     </w:rPr>
@@ -28137,13 +28234,12 @@
     <w:autoRedefine/>
     <w:uiPriority w:val="39"/>
     <w:unhideWhenUsed/>
-    <w:rsid w:val="00DE2936"/>
+    <w:rsid w:val="00D1625F"/>
     <w:pPr>
-      <w:spacing w:before="120" w:after="0"/>
-      <w:ind w:left="230"/>
+      <w:spacing w:after="120"/>
+      <w:ind w:left="232"/>
     </w:pPr>
     <w:rPr>
-      <w:rFonts w:asciiTheme="minorHAnsi" w:hAnsiTheme="minorHAnsi" w:cs="Times New Roman"/>
       <w:i/>
       <w:iCs/>
       <w:sz w:val="20"/>
@@ -28162,7 +28258,6 @@
       <w:ind w:left="460"/>
     </w:pPr>
     <w:rPr>
-      <w:rFonts w:asciiTheme="minorHAnsi" w:hAnsiTheme="minorHAnsi" w:cs="Times New Roman"/>
       <w:sz w:val="20"/>
     </w:rPr>
   </w:style>
@@ -28179,7 +28274,6 @@
       <w:ind w:left="690"/>
     </w:pPr>
     <w:rPr>
-      <w:rFonts w:asciiTheme="minorHAnsi" w:hAnsiTheme="minorHAnsi" w:cs="Times New Roman"/>
       <w:sz w:val="20"/>
     </w:rPr>
   </w:style>
@@ -28196,7 +28290,6 @@
       <w:ind w:left="920"/>
     </w:pPr>
     <w:rPr>
-      <w:rFonts w:asciiTheme="minorHAnsi" w:hAnsiTheme="minorHAnsi" w:cs="Times New Roman"/>
       <w:sz w:val="20"/>
     </w:rPr>
   </w:style>
@@ -28213,7 +28306,6 @@
       <w:ind w:left="1150"/>
     </w:pPr>
     <w:rPr>
-      <w:rFonts w:asciiTheme="minorHAnsi" w:hAnsiTheme="minorHAnsi" w:cs="Times New Roman"/>
       <w:sz w:val="20"/>
     </w:rPr>
   </w:style>
@@ -28230,7 +28322,6 @@
       <w:ind w:left="1380"/>
     </w:pPr>
     <w:rPr>
-      <w:rFonts w:asciiTheme="minorHAnsi" w:hAnsiTheme="minorHAnsi" w:cs="Times New Roman"/>
       <w:sz w:val="20"/>
     </w:rPr>
   </w:style>
@@ -28247,7 +28338,6 @@
       <w:ind w:left="1610"/>
     </w:pPr>
     <w:rPr>
-      <w:rFonts w:asciiTheme="minorHAnsi" w:hAnsiTheme="minorHAnsi" w:cs="Times New Roman"/>
       <w:sz w:val="20"/>
     </w:rPr>
   </w:style>
@@ -28264,7 +28354,6 @@
       <w:ind w:left="1840"/>
     </w:pPr>
     <w:rPr>
-      <w:rFonts w:asciiTheme="minorHAnsi" w:hAnsiTheme="minorHAnsi" w:cs="Times New Roman"/>
       <w:sz w:val="20"/>
     </w:rPr>
   </w:style>
@@ -28273,10 +28362,10 @@
     <w:basedOn w:val="DefaultParagraphFont"/>
     <w:uiPriority w:val="99"/>
     <w:unhideWhenUsed/>
-    <w:rsid w:val="00DE2936"/>
+    <w:rsid w:val="00187BCC"/>
     <w:rPr>
-      <w:color w:val="467886" w:themeColor="hyperlink"/>
-      <w:u w:val="single"/>
+      <w:color w:val="074F6A" w:themeColor="accent4" w:themeShade="80"/>
+      <w:u w:val="none"/>
     </w:rPr>
   </w:style>
   <w:style w:type="paragraph" w:customStyle="1" w:styleId="Heading1-excludefromTOC">
@@ -28306,7 +28395,6 @@
       <w:ind w:left="460" w:hanging="460"/>
     </w:pPr>
     <w:rPr>
-      <w:rFonts w:asciiTheme="minorHAnsi" w:hAnsiTheme="minorHAnsi" w:cs="Times New Roman"/>
       <w:bCs/>
       <w:sz w:val="20"/>
     </w:rPr>
@@ -28410,7 +28498,6 @@
       <w:spacing w:before="100" w:beforeAutospacing="1" w:after="119"/>
     </w:pPr>
     <w:rPr>
-      <w:rFonts w:eastAsia="Times New Roman" w:cs="Noto Serif"/>
       <w:kern w:val="0"/>
       <w:sz w:val="22"/>
       <w:szCs w:val="22"/>
@@ -28426,7 +28513,6 @@
       <w:spacing w:before="100" w:beforeAutospacing="1" w:after="113" w:line="240" w:lineRule="auto"/>
     </w:pPr>
     <w:rPr>
-      <w:rFonts w:eastAsia="Times New Roman" w:cs="Noto Serif"/>
       <w:kern w:val="0"/>
       <w:sz w:val="22"/>
       <w:szCs w:val="22"/>
@@ -28443,6 +28529,42 @@
         <w:numId w:val="16"/>
       </w:numPr>
     </w:pPr>
+  </w:style>
+  <w:style w:type="paragraph" w:customStyle="1" w:styleId="Heading2-excludefromTOC">
+    <w:name w:val="Heading 2 - exclude from TOC"/>
+    <w:basedOn w:val="Heading2"/>
+    <w:qFormat/>
+    <w:rsid w:val="00A46B53"/>
+    <w:pPr>
+      <w:outlineLvl w:val="9"/>
+    </w:pPr>
+    <w:rPr>
+      <w:lang w:val="fr-FR"/>
+    </w:rPr>
+  </w:style>
+  <w:style w:type="paragraph" w:styleId="Heading10">
+    <w:name w:val="heading 10"/>
+    <w:basedOn w:val="Heading"/>
+    <w:next w:val="Normal"/>
+    <w:uiPriority w:val="9"/>
+    <w:unhideWhenUsed/>
+    <w:qFormat/>
+    <w:pPr>
+      <w:keepNext/>
+      <w:tabs>
+        <w:tab w:val="left" w:pos="566"/>
+      </w:tabs>
+      <w:spacing w:before="60" w:after="60"/>
+      <w:ind w:left="3288"/>
+      <w:outlineLvl w:val="9"/>
+    </w:pPr>
+    <w:rPr>
+      <w:b w:val="0"/>
+      <w:bCs w:val="0"/>
+      <w:color w:val="000000"/>
+      <w:sz w:val="18"/>
+      <w:szCs w:val="18"/>
+    </w:rPr>
   </w:style>
 </w:styles>
 </file>

--- a/sw-export-templates/book.docx
+++ b/sw-export-templates/book.docx
@@ -26975,6 +26975,206 @@
       <w:lang w:val="en-US"/>
     </w:rPr>
   </w:style>
+  <w:style w:type="paragraph" w:customStyle="1" w:styleId="callout">
+    <w:name w:val="callout"/>
+    <w:basedOn w:val="Normal"/>
+    <w:qFormat/>
+    <w:rsid w:val="00CC3197"/>
+    <w:pPr>
+      <w:pBdr>
+        <w:top w:val="single" w:sz="4" w:space="14" w:color="DAC60A" w:shadow="1"/>
+        <w:left w:val="single" w:sz="4" w:space="14" w:color="DAC60A" w:shadow="1"/>
+        <w:bottom w:val="single" w:sz="4" w:space="14" w:color="DAC60A" w:shadow="1"/>
+        <w:right w:val="single" w:sz="4" w:space="14" w:color="DAC60A" w:shadow="1"/>
+      </w:pBdr>
+      <w:shd w:val="clear" w:color="auto" w:fill="F0E9BC"/>
+      <w:spacing w:before="284" w:after="284"/>
+      <w:ind w:left="284" w:right="284"/>
+      <w:contextualSpacing/>
+    </w:pPr>
+  </w:style>
+  <w:style w:type="paragraph" w:styleId="CalloutQuote">
+    <w:name w:val="Callout Quote"/>
+    <w:basedOn w:val="callout"/>
+    <w:qFormat/>
+    <w:pPr>
+      <w:pBdr>
+        <w:top w:val="single" w:sz="4" w:space="14" w:color="9E9E9E" w:shadow="1"/>
+        <w:left w:val="single" w:sz="4" w:space="14" w:color="9E9E9E" w:shadow="1"/>
+        <w:bottom w:val="single" w:sz="4" w:space="14" w:color="9E9E9E" w:shadow="1"/>
+        <w:right w:val="single" w:sz="4" w:space="14" w:color="9E9E9E" w:shadow="1"/>
+      </w:pBdr>
+      <w:shd w:val="clear" w:color="auto" w:fill="F5F5F5"/>
+    </w:pPr>
+  </w:style>
+  <w:style w:type="paragraph" w:styleId="CalloutExample">
+    <w:name w:val="Callout Example"/>
+    <w:basedOn w:val="callout"/>
+    <w:qFormat/>
+    <w:pPr>
+      <w:pBdr>
+        <w:top w:val="single" w:sz="4" w:space="14" w:color="7852EE" w:shadow="1"/>
+        <w:left w:val="single" w:sz="4" w:space="14" w:color="7852EE" w:shadow="1"/>
+        <w:bottom w:val="single" w:sz="4" w:space="14" w:color="7852EE" w:shadow="1"/>
+        <w:right w:val="single" w:sz="4" w:space="14" w:color="7852EE" w:shadow="1"/>
+      </w:pBdr>
+      <w:shd w:val="clear" w:color="auto" w:fill="F2EEFD"/>
+    </w:pPr>
+  </w:style>
+  <w:style w:type="paragraph" w:styleId="CalloutBug">
+    <w:name w:val="Callout Bug"/>
+    <w:basedOn w:val="callout"/>
+    <w:qFormat/>
+    <w:pPr>
+      <w:pBdr>
+        <w:top w:val="single" w:sz="4" w:space="14" w:color="E93147" w:shadow="1"/>
+        <w:left w:val="single" w:sz="4" w:space="14" w:color="E93147" w:shadow="1"/>
+        <w:bottom w:val="single" w:sz="4" w:space="14" w:color="E93147" w:shadow="1"/>
+        <w:right w:val="single" w:sz="4" w:space="14" w:color="E93147" w:shadow="1"/>
+      </w:pBdr>
+      <w:shd w:val="clear" w:color="auto" w:fill="FDEAED"/>
+    </w:pPr>
+  </w:style>
+  <w:style w:type="paragraph" w:styleId="CalloutDanger">
+    <w:name w:val="Callout Danger"/>
+    <w:basedOn w:val="callout"/>
+    <w:qFormat/>
+    <w:pPr>
+      <w:pBdr>
+        <w:top w:val="single" w:sz="4" w:space="14" w:color="E93147" w:shadow="1"/>
+        <w:left w:val="single" w:sz="4" w:space="14" w:color="E93147" w:shadow="1"/>
+        <w:bottom w:val="single" w:sz="4" w:space="14" w:color="E93147" w:shadow="1"/>
+        <w:right w:val="single" w:sz="4" w:space="14" w:color="E93147" w:shadow="1"/>
+      </w:pBdr>
+      <w:shd w:val="clear" w:color="auto" w:fill="FDEAED"/>
+    </w:pPr>
+  </w:style>
+  <w:style w:type="paragraph" w:styleId="CalloutFailure">
+    <w:name w:val="Callout Failure"/>
+    <w:basedOn w:val="callout"/>
+    <w:qFormat/>
+    <w:pPr>
+      <w:pBdr>
+        <w:top w:val="single" w:sz="4" w:space="14" w:color="E93147" w:shadow="1"/>
+        <w:left w:val="single" w:sz="4" w:space="14" w:color="E93147" w:shadow="1"/>
+        <w:bottom w:val="single" w:sz="4" w:space="14" w:color="E93147" w:shadow="1"/>
+        <w:right w:val="single" w:sz="4" w:space="14" w:color="E93147" w:shadow="1"/>
+      </w:pBdr>
+      <w:shd w:val="clear" w:color="auto" w:fill="FDEAED"/>
+    </w:pPr>
+  </w:style>
+  <w:style w:type="paragraph" w:styleId="CalloutWarning">
+    <w:name w:val="Callout Warning"/>
+    <w:basedOn w:val="callout"/>
+    <w:qFormat/>
+    <w:pPr>
+      <w:pBdr>
+        <w:top w:val="single" w:sz="4" w:space="14" w:color="EC7500" w:shadow="1"/>
+        <w:left w:val="single" w:sz="4" w:space="14" w:color="EC7500" w:shadow="1"/>
+        <w:bottom w:val="single" w:sz="4" w:space="14" w:color="EC7500" w:shadow="1"/>
+        <w:right w:val="single" w:sz="4" w:space="14" w:color="EC7500" w:shadow="1"/>
+      </w:pBdr>
+      <w:shd w:val="clear" w:color="auto" w:fill="FDF1E6"/>
+    </w:pPr>
+  </w:style>
+  <w:style w:type="paragraph" w:styleId="CalloutQuestion">
+    <w:name w:val="Callout Question"/>
+    <w:basedOn w:val="callout"/>
+    <w:qFormat/>
+    <w:pPr>
+      <w:pBdr>
+        <w:top w:val="single" w:sz="4" w:space="14" w:color="EC7500" w:shadow="1"/>
+        <w:left w:val="single" w:sz="4" w:space="14" w:color="EC7500" w:shadow="1"/>
+        <w:bottom w:val="single" w:sz="4" w:space="14" w:color="EC7500" w:shadow="1"/>
+        <w:right w:val="single" w:sz="4" w:space="14" w:color="EC7500" w:shadow="1"/>
+      </w:pBdr>
+      <w:shd w:val="clear" w:color="auto" w:fill="FDF1E6"/>
+    </w:pPr>
+  </w:style>
+  <w:style w:type="paragraph" w:styleId="CalloutSuccess">
+    <w:name w:val="Callout Success"/>
+    <w:basedOn w:val="callout"/>
+    <w:qFormat/>
+    <w:pPr>
+      <w:pBdr>
+        <w:top w:val="single" w:sz="4" w:space="14" w:color="08B94E" w:shadow="1"/>
+        <w:left w:val="single" w:sz="4" w:space="14" w:color="08B94E" w:shadow="1"/>
+        <w:bottom w:val="single" w:sz="4" w:space="14" w:color="08B94E" w:shadow="1"/>
+        <w:right w:val="single" w:sz="4" w:space="14" w:color="08B94E" w:shadow="1"/>
+      </w:pBdr>
+      <w:shd w:val="clear" w:color="auto" w:fill="E6F8ED"/>
+    </w:pPr>
+  </w:style>
+  <w:style w:type="paragraph" w:styleId="CalloutTip">
+    <w:name w:val="Callout Tip"/>
+    <w:basedOn w:val="callout"/>
+    <w:qFormat/>
+    <w:pPr>
+      <w:pBdr>
+        <w:top w:val="single" w:sz="4" w:space="14" w:color="00BFA5" w:shadow="1"/>
+        <w:left w:val="single" w:sz="4" w:space="14" w:color="00BFA5" w:shadow="1"/>
+        <w:bottom w:val="single" w:sz="4" w:space="14" w:color="00BFA5" w:shadow="1"/>
+        <w:right w:val="single" w:sz="4" w:space="14" w:color="00BFA5" w:shadow="1"/>
+      </w:pBdr>
+      <w:shd w:val="clear" w:color="auto" w:fill="E6F9F6"/>
+    </w:pPr>
+  </w:style>
+  <w:style w:type="paragraph" w:styleId="CalloutTodo">
+    <w:name w:val="Callout Todo"/>
+    <w:basedOn w:val="callout"/>
+    <w:qFormat/>
+    <w:pPr>
+      <w:pBdr>
+        <w:top w:val="single" w:sz="4" w:space="14" w:color="00B8D4" w:shadow="1"/>
+        <w:left w:val="single" w:sz="4" w:space="14" w:color="00B8D4" w:shadow="1"/>
+        <w:bottom w:val="single" w:sz="4" w:space="14" w:color="00B8D4" w:shadow="1"/>
+        <w:right w:val="single" w:sz="4" w:space="14" w:color="00B8D4" w:shadow="1"/>
+      </w:pBdr>
+      <w:shd w:val="clear" w:color="auto" w:fill="E6F8FB"/>
+    </w:pPr>
+  </w:style>
+  <w:style w:type="paragraph" w:styleId="CalloutInfo">
+    <w:name w:val="Callout Info"/>
+    <w:basedOn w:val="callout"/>
+    <w:qFormat/>
+    <w:pPr>
+      <w:pBdr>
+        <w:top w:val="single" w:sz="4" w:space="14" w:color="00B8D4" w:shadow="1"/>
+        <w:left w:val="single" w:sz="4" w:space="14" w:color="00B8D4" w:shadow="1"/>
+        <w:bottom w:val="single" w:sz="4" w:space="14" w:color="00B8D4" w:shadow="1"/>
+        <w:right w:val="single" w:sz="4" w:space="14" w:color="00B8D4" w:shadow="1"/>
+      </w:pBdr>
+      <w:shd w:val="clear" w:color="auto" w:fill="E6F8FB"/>
+    </w:pPr>
+  </w:style>
+  <w:style w:type="paragraph" w:styleId="CalloutAbstract">
+    <w:name w:val="Callout Abstract"/>
+    <w:basedOn w:val="callout"/>
+    <w:qFormat/>
+    <w:pPr>
+      <w:pBdr>
+        <w:top w:val="single" w:sz="4" w:space="14" w:color="00B0FF" w:shadow="1"/>
+        <w:left w:val="single" w:sz="4" w:space="14" w:color="00B0FF" w:shadow="1"/>
+        <w:bottom w:val="single" w:sz="4" w:space="14" w:color="00B0FF" w:shadow="1"/>
+        <w:right w:val="single" w:sz="4" w:space="14" w:color="00B0FF" w:shadow="1"/>
+      </w:pBdr>
+      <w:shd w:val="clear" w:color="auto" w:fill="E6F7FF"/>
+    </w:pPr>
+  </w:style>
+  <w:style w:type="paragraph" w:styleId="CalloutNote">
+    <w:name w:val="Callout Note"/>
+    <w:basedOn w:val="callout"/>
+    <w:qFormat/>
+    <w:pPr>
+      <w:pBdr>
+        <w:top w:val="single" w:sz="4" w:space="14" w:color="448AFF" w:shadow="1"/>
+        <w:left w:val="single" w:sz="4" w:space="14" w:color="448AFF" w:shadow="1"/>
+        <w:bottom w:val="single" w:sz="4" w:space="14" w:color="448AFF" w:shadow="1"/>
+        <w:right w:val="single" w:sz="4" w:space="14" w:color="448AFF" w:shadow="1"/>
+      </w:pBdr>
+      <w:shd w:val="clear" w:color="auto" w:fill="ECF3FF"/>
+    </w:pPr>
+  </w:style>
   <w:style w:type="paragraph" w:styleId="Heading">
     <w:name w:val="Heading"/>
     <w:basedOn w:val="Normal"/>

--- a/sw-export-templates/book.docx
+++ b/sw-export-templates/book.docx
@@ -27851,6 +27851,15 @@
       <w:ind w:left="720" w:hanging="720"/>
     </w:pPr>
   </w:style>
+  <w:style w:type="paragraph" w:customStyle="1" w:styleId="Bibliographicreference-body">
+    <w:name w:val="Bibliographic reference - body"/>
+    <w:basedOn w:val="Bibliography"/>
+    <w:qFormat/>
+    <w:rsid w:val="00494A64"/>
+    <w:pPr>
+      <w:ind w:left="992"/>
+    </w:pPr>
+  </w:style>
   <w:style w:type="paragraph" w:styleId="Header">
     <w:name w:val="header"/>
     <w:basedOn w:val="Normal"/>
